--- a/V2/Day 2/LBS_Document_Tracker_Setup_And_Testing.docx
+++ b/V2/Day 2/LBS_Document_Tracker_Setup_And_Testing.docx
@@ -8,6 +8,26 @@
       </w:pPr>
       <w:r>
         <w:t>LBS Document Tracker</w:t>
+      </w:r>
+    </w:p>
+    <w:p>
+      <w:r>
+        <w:t>Day 2 scheduled practice - 15:35-16:20</w:t>
+      </w:r>
+    </w:p>
+    <w:p>
+      <w:r>
+        <w:t>Before you start: 45 minutes. Needs .NET 10 SDK, local project and SampleData; no Azure permissions. Resources created: local in-memory records only. Cloud cost: none from this local sample; existing Azure resources remain independent.</w:t>
+      </w:r>
+    </w:p>
+    <w:p>
+      <w:r>
+        <w:t>Flow: 5-minute scenario and demo, 10-minute checks/startup, 20-minute four-file practice, 10-minute evidence and cleanup. Read the expected result in each existing step below.</w:t>
+      </w:r>
+    </w:p>
+    <w:p>
+      <w:r>
+        <w:t>Before: does Completed mean an actual application was approved? After: explain why Needs review can be a correct expected result. No Azure telemetry is generated by this local version; use the separate labelled Day2Operations dataset for the incident exercise.</w:t>
       </w:r>
     </w:p>
     <w:p>
@@ -933,7 +953,7 @@
     </w:p>
     <w:p>
       <w:r>
-        <w:t>Next: approved Azure connectivity, SQL/private Blob persistence, durable dispatch, idempotent Function processing, staff authentication and scoped authorisation, telemetry and cloud end-to-end tests. Existing Function runtime is .NET 8 isolated; do not deploy this .NET 10 website over that Function App. SQL public access is disabled; do not open it as a shortcut.</w:t>
+        <w:t>Next: approved Azure connectivity, SQL/private Blob persistence, durable dispatch, idempotent Function processing, staff authentication and scoped authorisation, telemetry and cloud end-to-end tests. Confirm the current cloud runtime separately; do not deploy this .NET 10 website over a Function App. SQL public access is disabled; do not open it as a shortcut.</w:t>
       </w:r>
     </w:p>
     <w:sectPr>
